--- a/02-documentation/documentation.docx
+++ b/02-documentation/documentation.docx
@@ -1546,7 +1546,6 @@
       </w:r>
     </w:p>
     <w:p/>
-    <w:p/>
     <w:p>
       <w:pPr>
         <w:numPr>
@@ -1569,6 +1568,8 @@
         <w:t>Screenshots der Ausführung</w:t>
       </w:r>
     </w:p>
+    <w:p/>
+    <w:p/>
     <w:p/>
     <w:p>
       <w:pPr>
@@ -5258,13 +5259,13 @@
   <w:rsids>
     <w:rsidRoot w:val="00876153"/>
     <w:rsid w:val="00232454"/>
-    <w:rsid w:val="002F518C"/>
     <w:rsid w:val="00532091"/>
     <w:rsid w:val="00876153"/>
     <w:rsid w:val="00BC5649"/>
     <w:rsid w:val="00BD40C7"/>
     <w:rsid w:val="00CA4F5A"/>
     <w:rsid w:val="00D507A1"/>
+    <w:rsid w:val="00E30BD7"/>
   </w:rsids>
   <m:mathPr>
     <m:mathFont m:val="Cambria Math"/>

--- a/02-documentation/documentation.docx
+++ b/02-documentation/documentation.docx
@@ -158,7 +158,7 @@
           <w:sz w:val="20"/>
           <w:szCs w:val="20"/>
         </w:rPr>
-        <w:t>18.03.2025</w:t>
+        <w:t>15.04.2025</w:t>
       </w:r>
       <w:r>
         <w:rPr>
@@ -1059,43 +1059,7 @@
           <w:noProof/>
           <w:lang w:val="de-DE"/>
         </w:rPr>
-        <w:fldChar w:fldCharType="begin"/>
-      </w:r>
-      <w:r>
-        <w:rPr>
-          <w:b/>
-          <w:bCs/>
-          <w:noProof/>
-          <w:lang w:val="de-DE"/>
-        </w:rPr>
-        <w:instrText xml:space="preserve"> TOC \h \z \c "Abbildung" </w:instrText>
-      </w:r>
-      <w:r>
-        <w:rPr>
-          <w:b/>
-          <w:bCs/>
-          <w:noProof/>
-          <w:lang w:val="de-DE"/>
-        </w:rPr>
-        <w:fldChar w:fldCharType="separate"/>
-      </w:r>
-      <w:r>
-        <w:rPr>
-          <w:b/>
-          <w:bCs/>
-          <w:noProof/>
-          <w:lang w:val="de-DE"/>
-        </w:rPr>
-        <w:t>Es konnten keine Einträge für ein Abbildungsverzeichnis gefunden werden.</w:t>
-      </w:r>
-      <w:r>
-        <w:rPr>
-          <w:b/>
-          <w:bCs/>
-          <w:noProof/>
-          <w:lang w:val="de-DE"/>
-        </w:rPr>
-        <w:fldChar w:fldCharType="end"/>
+        <w:t>x</w:t>
       </w:r>
     </w:p>
     <w:p>
@@ -1114,14 +1078,14 @@
       <w:pPr>
         <w:pStyle w:val="berschrift1"/>
       </w:pPr>
-      <w:bookmarkStart w:id="21" w:name="_Toc449701430"/>
-      <w:bookmarkStart w:id="22" w:name="_Toc303332170"/>
-      <w:bookmarkStart w:id="23" w:name="_Toc269125073"/>
+      <w:bookmarkStart w:id="21" w:name="_Toc269125073"/>
+      <w:bookmarkStart w:id="22" w:name="_Toc449701430"/>
+      <w:bookmarkStart w:id="23" w:name="_Toc303332170"/>
       <w:r>
         <w:lastRenderedPageBreak/>
         <w:t>Einleitung</w:t>
       </w:r>
-      <w:bookmarkEnd w:id="21"/>
+      <w:bookmarkEnd w:id="22"/>
     </w:p>
     <w:p>
       <w:pPr>
@@ -1137,33 +1101,71 @@
         </w:rPr>
         <w:t>Sinn und Zweck</w:t>
       </w:r>
-      <w:bookmarkEnd w:id="22"/>
+      <w:bookmarkEnd w:id="23"/>
       <w:bookmarkEnd w:id="24"/>
     </w:p>
     <w:p>
-      <w:pPr>
-        <w:rPr>
-          <w:rFonts w:cs="Arial"/>
-        </w:rPr>
-      </w:pPr>
-      <w:r>
-        <w:rPr>
-          <w:rFonts w:cs="Arial"/>
-        </w:rPr>
-        <w:t>Das v</w:t>
-      </w:r>
+      <w:r>
+        <w:t>In vielen Automatisierungs- und Verwaltungsaufgaben werden Skripte eingesetzt, um wiederkehrende Prozesse effizient auszuführen. Damit solche Skripte flexibel und wiederverwendbar bleiben, ist es entscheidend, Konfigurationsdaten</w:t>
+      </w:r>
+      <w:r>
+        <w:t xml:space="preserve">, </w:t>
+      </w:r>
+      <w:r>
+        <w:t>wie</w:t>
+      </w:r>
+      <w:r>
+        <w:t xml:space="preserve"> z. B.</w:t>
+      </w:r>
+      <w:r>
+        <w:t xml:space="preserve"> IP-Adressen, URLs oder Benutzernamen</w:t>
+      </w:r>
+      <w:r>
+        <w:t>,</w:t>
+      </w:r>
+      <w:r>
+        <w:t xml:space="preserve"> nicht fest im Code zu definieren. Stattdessen sollten diese Daten extern verwaltet und bei Bedarf dynamisch in das Skript geladen werden.</w:t>
+      </w:r>
+    </w:p>
+    <w:p>
+      <w:r>
+        <w:t xml:space="preserve">Das Ziel dieses </w:t>
+      </w:r>
+      <w:r>
+        <w:t>Dokumentes</w:t>
+      </w:r>
+      <w:r>
+        <w:t xml:space="preserve"> besteht darin, verschiedene Möglichkeiten zu untersuchen, wie man Konfigurationsdaten bei der Skriptentwicklung sauber von der Programmlogik trennt. </w:t>
+      </w:r>
+      <w:r>
+        <w:t xml:space="preserve">Spezifisch werden je zwei Möglichkeiten für zwei verschiedene Shells angeschaut. Die Shells sind PowerShell auf einem Windowsbetriebssystem und Bash auf einem Ubuntubetriebssystem. Die Möglichkeiten, die ich austesten werde, werden später im Dokument erklären. </w:t>
+      </w:r>
+    </w:p>
+    <w:p>
+      <w:r>
+        <w:t xml:space="preserve">Die Resultate der Methoden werden verglichen. Welche </w:t>
+      </w:r>
+      <w:r>
+        <w:t xml:space="preserve">Stärken und Schwächen sie mitbringen und </w:t>
+      </w:r>
+      <w:r>
+        <w:t xml:space="preserve">wann man diese Methoden anwenden würde, ist was ich dazu genauer </w:t>
+      </w:r>
+      <w:r>
+        <w:t>untersuchen</w:t>
+      </w:r>
+      <w:r>
+        <w:t xml:space="preserve"> werde</w:t>
+      </w:r>
+      <w:r>
+        <w:t>.</w:t>
+      </w:r>
+    </w:p>
+    <w:p>
+      <w:pPr>
+        <w:pStyle w:val="berschrift2"/>
+      </w:pPr>
       <w:bookmarkStart w:id="25" w:name="_Toc303332171"/>
-      <w:r>
-        <w:rPr>
-          <w:rFonts w:cs="Arial"/>
-        </w:rPr>
-        <w:t>orliegende Dokument beschreibt…</w:t>
-      </w:r>
-    </w:p>
-    <w:p>
-      <w:pPr>
-        <w:pStyle w:val="berschrift2"/>
-      </w:pPr>
       <w:bookmarkStart w:id="26" w:name="_Toc449701432"/>
       <w:r>
         <w:t>Referenzdokumente</w:t>
@@ -1184,12 +1186,359 @@
           <w:rFonts w:cs="Arial"/>
         </w:rPr>
       </w:pPr>
-      <w:bookmarkStart w:id="27" w:name="_Ref277058767"/>
       <w:r>
         <w:rPr>
           <w:rFonts w:cs="Arial"/>
         </w:rPr>
-        <w:t>…</w:t>
+        <w:t>x</w:t>
+      </w:r>
+    </w:p>
+    <w:bookmarkEnd w:id="21"/>
+    <w:p>
+      <w:pPr>
+        <w:pStyle w:val="berschrift1"/>
+      </w:pPr>
+      <w:r>
+        <w:br w:type="page"/>
+      </w:r>
+      <w:r>
+        <w:lastRenderedPageBreak/>
+        <w:t>Konzepte</w:t>
+      </w:r>
+    </w:p>
+    <w:p>
+      <w:r>
+        <w:t>Bevor ich mich i</w:t>
+      </w:r>
+      <w:r>
+        <w:t xml:space="preserve">n die verschiedenen Methoden </w:t>
+      </w:r>
+      <w:r>
+        <w:t xml:space="preserve">stürze, möchte ich </w:t>
+      </w:r>
+      <w:r>
+        <w:t>zuerst wichtige Konzepte</w:t>
+      </w:r>
+      <w:r>
+        <w:t xml:space="preserve"> </w:t>
+      </w:r>
+      <w:r>
+        <w:t>klären</w:t>
+      </w:r>
+      <w:r>
+        <w:t>, wie z. B. das sichere Speichern von Konfigurationsdaten gemacht werden soll</w:t>
+      </w:r>
+      <w:r>
+        <w:t>, welche Varianten es gibt</w:t>
+      </w:r>
+      <w:r>
+        <w:t xml:space="preserve"> und </w:t>
+      </w:r>
+      <w:r>
+        <w:t xml:space="preserve">welche was für Vorteile haben. </w:t>
+      </w:r>
+    </w:p>
+    <w:p>
+      <w:pPr>
+        <w:pStyle w:val="berschrift2"/>
+      </w:pPr>
+      <w:r>
+        <w:t>Konfigurationen</w:t>
+      </w:r>
+    </w:p>
+    <w:p>
+      <w:r>
+        <w:t xml:space="preserve">Konfigurationen sind wichtige Informationen, die das Programm </w:t>
+      </w:r>
+      <w:r>
+        <w:t>zum Laufen</w:t>
+      </w:r>
+      <w:r>
+        <w:t xml:space="preserve"> hat. Diese speichert man separat vom Programm und ruft sie durch </w:t>
+      </w:r>
+      <w:r>
+        <w:t>verschiedene M</w:t>
+      </w:r>
+      <w:r>
+        <w:t xml:space="preserve">öglichkeiten </w:t>
+      </w:r>
+      <w:r>
+        <w:t xml:space="preserve">ins Programm rein. </w:t>
+      </w:r>
+    </w:p>
+    <w:p>
+      <w:r>
+        <w:t xml:space="preserve">Ein Beispiel von Konfigurationsdaten ist z. B. einem seine IP-Adresse, Username, </w:t>
+      </w:r>
+      <w:proofErr w:type="gramStart"/>
+      <w:r>
+        <w:t>verwendetes Port</w:t>
+      </w:r>
+      <w:proofErr w:type="gramEnd"/>
+      <w:r>
+        <w:t>, Rolle und Passwort.</w:t>
+      </w:r>
+    </w:p>
+    <w:p>
+      <w:r>
+        <w:t>Konfigurationen</w:t>
+      </w:r>
+      <w:r>
+        <w:t xml:space="preserve"> speichert man nicht ohne Grund unabhängig vom Programm. Der Sinn dahinter ist es flexibel und wiederverwendbar zu halten. Auch macht es den Code sauber, da man Logik von Daten trennt. Updates und Wartung werden dadurch auch erleichtert.</w:t>
+      </w:r>
+    </w:p>
+    <w:p>
+      <w:pPr>
+        <w:pStyle w:val="berschrift2"/>
+      </w:pPr>
+      <w:r>
+        <w:t>Möglichkeiten der Definition von Konfigurationsdateien</w:t>
+      </w:r>
+    </w:p>
+    <w:p>
+      <w:pPr>
+        <w:pStyle w:val="berschrift3"/>
+      </w:pPr>
+      <w:r>
+        <w:t>Command-Line-Parameter (Arguments)</w:t>
+      </w:r>
+    </w:p>
+    <w:p>
+      <w:r>
+        <w:t>Wenn man ein Programm aufruft, dann kann man</w:t>
+      </w:r>
+      <w:r>
+        <w:t xml:space="preserve"> eine</w:t>
+      </w:r>
+      <w:r>
+        <w:t xml:space="preserve"> Konfigurationsdat</w:t>
+      </w:r>
+      <w:r>
+        <w:t>en</w:t>
+      </w:r>
+      <w:r>
+        <w:t xml:space="preserve"> mitgeben</w:t>
+      </w:r>
+      <w:r>
+        <w:t>, damit es das Programm verarbeiten kann. In anderen Worten, man gibt die Konfigurationsdatei als Argument in die Funktion ein.</w:t>
+      </w:r>
+    </w:p>
+    <w:p>
+      <w:r>
+        <w:t>Hier ist ein Beispiel, wie man es im Bash macht. Zuerst schreibt man die Methode, die aufgerufen wird, dann schreibt man die Variablen, die man durchgeben möchte.</w:t>
+      </w:r>
+    </w:p>
+    <w:p>
+      <w:pPr>
+        <w:pStyle w:val="Code"/>
+      </w:pPr>
+      <w:r>
+        <w:t>./mein_script.sh 192.168.1.1</w:t>
+      </w:r>
+    </w:p>
+    <w:p>
+      <w:r>
+        <w:t xml:space="preserve">Der Vorteil ist, dass es sehr flexibel ist, da man es beim Aufruf steuern kann. </w:t>
+      </w:r>
+    </w:p>
+    <w:p>
+      <w:r>
+        <w:t>Leider</w:t>
+      </w:r>
+      <w:r>
+        <w:t xml:space="preserve"> muss man bei vielen Werten, jede einzelne Information in den Parameter geben</w:t>
+      </w:r>
+      <w:r>
+        <w:t>. Man muss es auch jedes Mal neu eingeben, wenn man das Programm aufruft.</w:t>
+      </w:r>
+    </w:p>
+    <w:p>
+      <w:pPr>
+        <w:pStyle w:val="berschrift3"/>
+      </w:pPr>
+      <w:r>
+        <w:t>Umgebungsvariablen</w:t>
+      </w:r>
+    </w:p>
+    <w:p>
+      <w:r>
+        <w:t xml:space="preserve">Umgebungsvariablen kann man mit Shells </w:t>
+      </w:r>
+      <w:r>
+        <w:t>definiere</w:t>
+      </w:r>
+      <w:r>
+        <w:t>n</w:t>
+      </w:r>
+      <w:r>
+        <w:t xml:space="preserve"> und </w:t>
+      </w:r>
+      <w:r>
+        <w:t xml:space="preserve">deklarieren. Diese werden dann im </w:t>
+      </w:r>
+      <w:r>
+        <w:t>Betriebssystem-Umfeld</w:t>
+      </w:r>
+      <w:r>
+        <w:t xml:space="preserve"> gespeichert, nicht in einer </w:t>
+      </w:r>
+      <w:r>
+        <w:t>Datei,</w:t>
+      </w:r>
+      <w:r>
+        <w:t xml:space="preserve"> sondern einzeln als </w:t>
+      </w:r>
+      <w:r>
+        <w:t>variabel</w:t>
+      </w:r>
+      <w:r>
+        <w:t>.</w:t>
+      </w:r>
+    </w:p>
+    <w:p>
+      <w:r>
+        <w:t xml:space="preserve">So wird eine </w:t>
+      </w:r>
+      <w:r>
+        <w:t>Umgebungsvariablen</w:t>
+      </w:r>
+      <w:r>
+        <w:t xml:space="preserve"> mit Bash erstellt: </w:t>
+      </w:r>
+    </w:p>
+    <w:p>
+      <w:pPr>
+        <w:pStyle w:val="Code"/>
+      </w:pPr>
+      <w:proofErr w:type="spellStart"/>
+      <w:r>
+        <w:t>export</w:t>
+      </w:r>
+      <w:proofErr w:type="spellEnd"/>
+      <w:r>
+        <w:t xml:space="preserve"> API_KEY="123456"</w:t>
+      </w:r>
+      <w:r>
+        <w:t xml:space="preserve"> </w:t>
+      </w:r>
+      <w:r>
+        <w:t xml:space="preserve"> </w:t>
+      </w:r>
+    </w:p>
+    <w:p>
+      <w:r>
+        <w:t xml:space="preserve">Sie sind praktisch für Werte die geheim gehalten werden sollten, wie z. B. </w:t>
+      </w:r>
+      <w:r>
+        <w:t>API-Schlüssel</w:t>
+      </w:r>
+      <w:r>
+        <w:t xml:space="preserve">. </w:t>
+      </w:r>
+      <w:r>
+        <w:t>Mehr als das sind sie jedoch nicht unbedingt geeignet, da sie schnell verloren gehen und da sie ohne Dokumentation unübersichtlich sind.</w:t>
+      </w:r>
+    </w:p>
+    <w:p>
+      <w:pPr>
+        <w:pStyle w:val="berschrift3"/>
+      </w:pPr>
+      <w:r>
+        <w:t>Konfigurationsdateien</w:t>
+      </w:r>
+    </w:p>
+    <w:p>
+      <w:r>
+        <w:t>Eine Konfigurationsdatei ist eine vom Programm unabhängige Datei</w:t>
+      </w:r>
+      <w:r>
+        <w:t xml:space="preserve">, die die Konfigurationsdaten enthält. Sie kann dann vom Programm am Anfang oder während dem Laufe des Programmes aufgerufen werden. </w:t>
+      </w:r>
+    </w:p>
+    <w:p>
+      <w:r>
+        <w:t xml:space="preserve">Es gibt verschiedene Datentype, die man als Konfigurationsdatei verwenden könnte. Valide </w:t>
+      </w:r>
+      <w:r>
+        <w:t>Dateitypen,</w:t>
+      </w:r>
+      <w:r>
+        <w:t xml:space="preserve"> die man verwenden </w:t>
+      </w:r>
+      <w:r>
+        <w:t>kann,</w:t>
+      </w:r>
+      <w:r>
+        <w:t xml:space="preserve"> sind .</w:t>
+      </w:r>
+      <w:proofErr w:type="spellStart"/>
+      <w:r>
+        <w:t>env</w:t>
+      </w:r>
+      <w:proofErr w:type="spellEnd"/>
+      <w:r>
+        <w:t>, .</w:t>
+      </w:r>
+      <w:proofErr w:type="spellStart"/>
+      <w:r>
+        <w:t>json</w:t>
+      </w:r>
+      <w:proofErr w:type="spellEnd"/>
+      <w:r>
+        <w:t>, .</w:t>
+      </w:r>
+      <w:proofErr w:type="spellStart"/>
+      <w:r>
+        <w:t>xml</w:t>
+      </w:r>
+      <w:proofErr w:type="spellEnd"/>
+      <w:r>
+        <w:t>, .</w:t>
+      </w:r>
+      <w:proofErr w:type="spellStart"/>
+      <w:r>
+        <w:t>ini</w:t>
+      </w:r>
+      <w:proofErr w:type="spellEnd"/>
+      <w:r>
+        <w:t xml:space="preserve"> als auch .</w:t>
+      </w:r>
+      <w:proofErr w:type="spellStart"/>
+      <w:r>
+        <w:t>conf</w:t>
+      </w:r>
+      <w:proofErr w:type="spellEnd"/>
+      <w:r>
+        <w:t>.</w:t>
+      </w:r>
+    </w:p>
+    <w:p>
+      <w:r>
+        <w:t xml:space="preserve">Konfigurationsdateien sind bisher am strukturiertesten, im Vergleich zu den vorherigen Möglichkeiten. Sie bleiben auch nach der Session oder einem Reboot bestehen. </w:t>
+      </w:r>
+    </w:p>
+    <w:p>
+      <w:r>
+        <w:lastRenderedPageBreak/>
+        <w:t>Wenn die Konfigurationsdateien einfach irgendwo auf dem System gespeichert werden, sind sie ziemlich unsicher und für jeden zugänglich. Dazu werden die Änderungen nicht dynamisch während der Laufzeit des Programmes übernommen.</w:t>
+      </w:r>
+    </w:p>
+    <w:p>
+      <w:pPr>
+        <w:pStyle w:val="berschrift3"/>
+      </w:pPr>
+      <w:r>
+        <w:t>Registry (nur Windows)</w:t>
+      </w:r>
+    </w:p>
+    <w:p>
+      <w:r>
+        <w:t>Die Windows-Registry ist eine zentrale, hierarchisch aufgebaute Datenbank in Windows-Betriebssystemen. Sie speichert wichtige Informationen, die für das Funktionieren des Betriebssystems notwendig sind. Dazu gehören z. B. Einstellungen zur Hardware, zu installierten Programmen, zu Benutzerkonten oder zum Systemverhalten. Auch Programme von Drittanbietern können ihre Konfigurationsdaten in der Registry ablegen.</w:t>
+      </w:r>
+    </w:p>
+    <w:p>
+      <w:r>
+        <w:t>Die Registry ist in sogenannte „Hives“ unterteilt – das sind große Hauptbereiche mit unterschiedlichen Funktionen. Zu den wichtigsten gehören:</w:t>
       </w:r>
     </w:p>
     <w:p>
@@ -1197,290 +1546,270 @@
         <w:pStyle w:val="Listenabsatz"/>
         <w:numPr>
           <w:ilvl w:val="0"/>
-          <w:numId w:val="5"/>
+          <w:numId w:val="18"/>
         </w:numPr>
-        <w:ind w:left="425" w:hanging="425"/>
-        <w:contextualSpacing w:val="0"/>
-        <w:rPr>
-          <w:rFonts w:cs="Arial"/>
-        </w:rPr>
-      </w:pPr>
-      <w:r>
-        <w:rPr>
-          <w:rFonts w:cs="Arial"/>
-        </w:rPr>
-        <w:t>…</w:t>
+      </w:pPr>
+      <w:r>
+        <w:t xml:space="preserve">HKEY_LOCAL_MACHINE (HKLM): Enthält systemweite Einstellungen, z. B. für </w:t>
+      </w:r>
+      <w:r>
+        <w:t>Hardware und installierte Software.</w:t>
+      </w:r>
+    </w:p>
+    <w:p>
+      <w:pPr>
+        <w:pStyle w:val="Listenabsatz"/>
+        <w:numPr>
+          <w:ilvl w:val="0"/>
+          <w:numId w:val="18"/>
+        </w:numPr>
+      </w:pPr>
+      <w:r>
+        <w:t>HKEY_CURRENT_USER (HKCU): Bezieht sich nur auf den aktuell angemeldeten Benutzer und enthält z. B. dessen Desktop-Einstellungen.</w:t>
+      </w:r>
+    </w:p>
+    <w:p>
+      <w:pPr>
+        <w:pStyle w:val="Listenabsatz"/>
+        <w:numPr>
+          <w:ilvl w:val="0"/>
+          <w:numId w:val="18"/>
+        </w:numPr>
+      </w:pPr>
+      <w:r>
+        <w:t>HKEY_CLASSES_ROOT (HKCR): Verknüpft Dateitypen mit den zugehörigen Programmen.</w:t>
+      </w:r>
+    </w:p>
+    <w:p>
+      <w:pPr>
+        <w:pStyle w:val="Listenabsatz"/>
+        <w:numPr>
+          <w:ilvl w:val="0"/>
+          <w:numId w:val="18"/>
+        </w:numPr>
+      </w:pPr>
+      <w:r>
+        <w:t>HKEY_USERS (HKU): Enthält Einstellungen für alle Benutzerkonten des Systems.</w:t>
+      </w:r>
+    </w:p>
+    <w:p>
+      <w:pPr>
+        <w:pStyle w:val="Listenabsatz"/>
+        <w:numPr>
+          <w:ilvl w:val="0"/>
+          <w:numId w:val="18"/>
+        </w:numPr>
+      </w:pPr>
+      <w:r>
+        <w:t>HKEY_CURRENT_CONFIG (HKCC): Stellt aktuelle Hardwarekonfigurationen bereit, z. B. für Monitore oder Drucker.</w:t>
+      </w:r>
+    </w:p>
+    <w:p>
+      <w:r>
+        <w:t xml:space="preserve">Jeder dieser Bereiche besteht aus sogenannten Schlüsseln, die wiederum Werte enthalten. </w:t>
+      </w:r>
+    </w:p>
+    <w:p>
+      <w:r>
+        <w:t xml:space="preserve">Die Vorteile und Nachteile vom Registry ist es, dass die Daten für immer im System sicher speichern kann. Leider jedoch existiert das Registry nur in Windowsbetriebssystem, also ist es nicht portierbar auf anderen Betriebssystemen. </w:t>
+      </w:r>
+    </w:p>
+    <w:p>
+      <w:pPr>
+        <w:pStyle w:val="berschrift3"/>
+      </w:pPr>
+      <w:r>
+        <w:t>Datenbank / API</w:t>
+      </w:r>
+    </w:p>
+    <w:p>
+      <w:r>
+        <w:t>Die letzte Methode, die ich herausfand, ist es die Konfigurationsdaten in einer externen Datenbank zu Speichern.</w:t>
+      </w:r>
+    </w:p>
+    <w:p>
+      <w:r>
+        <w:t>Konfigurationsdaten in einer Datenbank zu speichern ist wohl die komplexeste</w:t>
+      </w:r>
+      <w:r>
+        <w:t xml:space="preserve"> und aufwendigste</w:t>
+      </w:r>
+      <w:r>
+        <w:t xml:space="preserve"> von allen. In welchen Fällen ist es besser eine simplere Methode zu verwenden.</w:t>
+      </w:r>
+    </w:p>
+    <w:p>
+      <w:r>
+        <w:t xml:space="preserve">Es ist jedoch für grosse Speichermengen die beste. Die daten werden zentral verwaltet. Die Daten bleiben bestehen und sind sicher untergebracht. </w:t>
       </w:r>
     </w:p>
     <w:p>
       <w:pPr>
         <w:pStyle w:val="berschrift2"/>
-        <w:jc w:val="both"/>
-        <w:rPr>
-          <w:rFonts w:cs="Arial"/>
-        </w:rPr>
-      </w:pPr>
-      <w:bookmarkStart w:id="28" w:name="_Toc303332173"/>
-      <w:bookmarkStart w:id="29" w:name="_Toc449701433"/>
-      <w:bookmarkEnd w:id="27"/>
-      <w:r>
-        <w:rPr>
-          <w:rFonts w:cs="Arial"/>
-        </w:rPr>
-        <w:t>Abkürzungen</w:t>
-      </w:r>
-      <w:bookmarkEnd w:id="28"/>
-      <w:bookmarkEnd w:id="29"/>
-    </w:p>
-    <w:tbl>
-      <w:tblPr>
-        <w:tblStyle w:val="Tabellenraster"/>
-        <w:tblW w:w="0" w:type="auto"/>
-        <w:tblInd w:w="108" w:type="dxa"/>
-        <w:tblLook w:val="04A0" w:firstRow="1" w:lastRow="0" w:firstColumn="1" w:lastColumn="0" w:noHBand="0" w:noVBand="1"/>
-      </w:tblPr>
-      <w:tblGrid>
-        <w:gridCol w:w="1261"/>
-        <w:gridCol w:w="7975"/>
-      </w:tblGrid>
-      <w:tr>
-        <w:trPr>
-          <w:cnfStyle w:val="100000000000" w:firstRow="1" w:lastRow="0" w:firstColumn="0" w:lastColumn="0" w:oddVBand="0" w:evenVBand="0" w:oddHBand="0" w:evenHBand="0" w:firstRowFirstColumn="0" w:firstRowLastColumn="0" w:lastRowFirstColumn="0" w:lastRowLastColumn="0"/>
-        </w:trPr>
-        <w:tc>
-          <w:tcPr>
-            <w:tcW w:w="1261" w:type="dxa"/>
-            <w:tcBorders>
-              <w:top w:val="single" w:sz="4" w:space="0" w:color="auto"/>
-              <w:left w:val="single" w:sz="4" w:space="0" w:color="auto"/>
-              <w:bottom w:val="single" w:sz="4" w:space="0" w:color="auto"/>
-              <w:right w:val="single" w:sz="4" w:space="0" w:color="auto"/>
-            </w:tcBorders>
-            <w:shd w:val="clear" w:color="auto" w:fill="D9D9D9" w:themeFill="background1" w:themeFillShade="D9"/>
-            <w:hideMark/>
-          </w:tcPr>
-          <w:p>
-            <w:pPr>
-              <w:pStyle w:val="Tabelleninhalt"/>
-              <w:rPr>
-                <w:rFonts w:cs="Arial"/>
-                <w:b/>
-              </w:rPr>
-            </w:pPr>
-            <w:r>
-              <w:rPr>
-                <w:rFonts w:cs="Arial"/>
-                <w:b/>
-              </w:rPr>
-              <w:t>Abkürzung</w:t>
-            </w:r>
-          </w:p>
-        </w:tc>
-        <w:tc>
-          <w:tcPr>
-            <w:tcW w:w="8201" w:type="dxa"/>
-            <w:tcBorders>
-              <w:top w:val="single" w:sz="4" w:space="0" w:color="auto"/>
-              <w:left w:val="single" w:sz="4" w:space="0" w:color="auto"/>
-              <w:bottom w:val="single" w:sz="4" w:space="0" w:color="auto"/>
-              <w:right w:val="single" w:sz="4" w:space="0" w:color="auto"/>
-            </w:tcBorders>
-            <w:shd w:val="clear" w:color="auto" w:fill="D9D9D9" w:themeFill="background1" w:themeFillShade="D9"/>
-            <w:hideMark/>
-          </w:tcPr>
-          <w:p>
-            <w:pPr>
-              <w:pStyle w:val="Tabelleninhalt"/>
-              <w:rPr>
-                <w:rFonts w:cs="Arial"/>
-                <w:b/>
-              </w:rPr>
-            </w:pPr>
-            <w:r>
-              <w:rPr>
-                <w:rFonts w:cs="Arial"/>
-                <w:b/>
-              </w:rPr>
-              <w:t>Beschreibung</w:t>
-            </w:r>
-          </w:p>
-        </w:tc>
-      </w:tr>
-      <w:tr>
-        <w:tc>
-          <w:tcPr>
-            <w:tcW w:w="1261" w:type="dxa"/>
-            <w:tcBorders>
-              <w:top w:val="single" w:sz="4" w:space="0" w:color="auto"/>
-              <w:left w:val="single" w:sz="4" w:space="0" w:color="auto"/>
-              <w:bottom w:val="single" w:sz="4" w:space="0" w:color="auto"/>
-              <w:right w:val="single" w:sz="4" w:space="0" w:color="auto"/>
-            </w:tcBorders>
-          </w:tcPr>
-          <w:p>
-            <w:pPr>
-              <w:pStyle w:val="Tabelleninhalt"/>
-              <w:rPr>
-                <w:rFonts w:cs="Arial"/>
-              </w:rPr>
-            </w:pPr>
-            <w:r>
-              <w:rPr>
-                <w:rFonts w:cs="Arial"/>
-              </w:rPr>
-              <w:t>NYP</w:t>
-            </w:r>
-          </w:p>
-        </w:tc>
-        <w:tc>
-          <w:tcPr>
-            <w:tcW w:w="8201" w:type="dxa"/>
-            <w:tcBorders>
-              <w:top w:val="single" w:sz="4" w:space="0" w:color="auto"/>
-              <w:left w:val="single" w:sz="4" w:space="0" w:color="auto"/>
-              <w:bottom w:val="single" w:sz="4" w:space="0" w:color="auto"/>
-              <w:right w:val="single" w:sz="4" w:space="0" w:color="auto"/>
-            </w:tcBorders>
-          </w:tcPr>
-          <w:p>
-            <w:pPr>
-              <w:pStyle w:val="Tabelleninhalt"/>
-              <w:rPr>
-                <w:rFonts w:cs="Arial"/>
-              </w:rPr>
-            </w:pPr>
-            <w:r>
-              <w:rPr>
-                <w:rFonts w:cs="Arial"/>
-                <w:b/>
-              </w:rPr>
-              <w:t>N</w:t>
-            </w:r>
-            <w:r>
-              <w:rPr>
-                <w:rFonts w:cs="Arial"/>
-              </w:rPr>
-              <w:t xml:space="preserve">oser </w:t>
-            </w:r>
-            <w:r>
-              <w:rPr>
-                <w:rFonts w:cs="Arial"/>
-                <w:b/>
-              </w:rPr>
-              <w:t>Y</w:t>
-            </w:r>
-            <w:r>
-              <w:rPr>
-                <w:rFonts w:cs="Arial"/>
-              </w:rPr>
-              <w:t xml:space="preserve">oung </w:t>
-            </w:r>
-            <w:r>
-              <w:rPr>
-                <w:rFonts w:cs="Arial"/>
-                <w:b/>
-              </w:rPr>
-              <w:t>P</w:t>
-            </w:r>
-            <w:r>
-              <w:rPr>
-                <w:rFonts w:cs="Arial"/>
-              </w:rPr>
-              <w:t>rofessionals</w:t>
-            </w:r>
-          </w:p>
-        </w:tc>
-      </w:tr>
-    </w:tbl>
-    <w:p>
-      <w:pPr>
-        <w:pStyle w:val="Beschriftung"/>
-        <w:rPr>
-          <w:rFonts w:cs="Arial"/>
-        </w:rPr>
-      </w:pPr>
-    </w:p>
-    <w:bookmarkEnd w:id="23"/>
+      </w:pPr>
+      <w:r>
+        <w:t>Secret Ke</w:t>
+      </w:r>
+      <w:r>
+        <w:t>y</w:t>
+      </w:r>
+    </w:p>
+    <w:p/>
+    <w:p/>
+    <w:p/>
+    <w:p>
+      <w:pPr>
+        <w:spacing w:after="200" w:line="276" w:lineRule="auto"/>
+        <w:jc w:val="left"/>
+      </w:pPr>
+      <w:r>
+        <w:br w:type="page"/>
+      </w:r>
+    </w:p>
     <w:p>
       <w:pPr>
         <w:pStyle w:val="berschrift1"/>
       </w:pPr>
       <w:r>
+        <w:lastRenderedPageBreak/>
+        <w:t xml:space="preserve">Meine Umsetzung </w:t>
+      </w:r>
+    </w:p>
+    <w:p/>
+    <w:p>
+      <w:r>
+        <w:t xml:space="preserve">In diesem Dokument werde ich mir nicht anschauen, wie man ein Programm nach dieser Variante machen könnte. Die Methode ist sehr simpel und bittet mir keinen Mehrwert, im </w:t>
+      </w:r>
+      <w:proofErr w:type="spellStart"/>
+      <w:r>
+        <w:t>vergleich</w:t>
+      </w:r>
+      <w:proofErr w:type="spellEnd"/>
+      <w:r>
+        <w:t xml:space="preserve"> zu den anderen Methoden. </w:t>
+      </w:r>
+    </w:p>
+    <w:p/>
+    <w:p>
+      <w:pPr>
+        <w:pStyle w:val="berschrift2"/>
+      </w:pPr>
+      <w:r>
+        <w:t>Verwendete Daten über die verschiedenen Umsetzungsmethoden</w:t>
+      </w:r>
+    </w:p>
+    <w:p>
+      <w:r>
+        <w:t>In allen Methoden, die ich explorieren werde, werde ich immer die gleichen Daten verwenden</w:t>
+      </w:r>
+      <w:r>
+        <w:t>:</w:t>
+      </w:r>
+    </w:p>
+    <w:p>
+      <w:pPr>
+        <w:pStyle w:val="Code"/>
+      </w:pPr>
+      <w:r>
+        <w:t>DB_HOST=</w:t>
+      </w:r>
+      <w:proofErr w:type="spellStart"/>
+      <w:r>
+        <w:t>localhost</w:t>
+      </w:r>
+      <w:proofErr w:type="spellEnd"/>
+    </w:p>
+    <w:p>
+      <w:pPr>
+        <w:pStyle w:val="Code"/>
+      </w:pPr>
+      <w:r>
+        <w:t>DB_USER=</w:t>
+      </w:r>
+      <w:proofErr w:type="spellStart"/>
+      <w:r>
+        <w:t>admin</w:t>
+      </w:r>
+      <w:proofErr w:type="spellEnd"/>
+    </w:p>
+    <w:p>
+      <w:pPr>
+        <w:pStyle w:val="Code"/>
+      </w:pPr>
+      <w:r>
+        <w:t>DB_PASS=</w:t>
+      </w:r>
+      <w:proofErr w:type="spellStart"/>
+      <w:r>
+        <w:t>MeinGeheimesPasswort</w:t>
+      </w:r>
+      <w:proofErr w:type="spellEnd"/>
+    </w:p>
+    <w:p/>
+    <w:p>
+      <w:r>
+        <w:t>Methode 1</w:t>
+      </w:r>
+    </w:p>
+    <w:p>
+      <w:r>
+        <w:t xml:space="preserve">Methode 2 </w:t>
+      </w:r>
+    </w:p>
+    <w:p>
+      <w:r>
+        <w:t>Methode 3</w:t>
+      </w:r>
+    </w:p>
+    <w:p>
+      <w:r>
+        <w:t>Methode 4</w:t>
+      </w:r>
+    </w:p>
+    <w:p/>
+    <w:p>
+      <w:pPr>
+        <w:numPr>
+          <w:ilvl w:val="0"/>
+          <w:numId w:val="10"/>
+        </w:numPr>
+      </w:pPr>
+      <w:r>
+        <w:t>Codebeispiele</w:t>
+      </w:r>
+    </w:p>
+    <w:p>
+      <w:pPr>
+        <w:numPr>
+          <w:ilvl w:val="0"/>
+          <w:numId w:val="12"/>
+        </w:numPr>
+      </w:pPr>
+      <w:r>
+        <w:t>Screenshots der Ausführung</w:t>
+      </w:r>
+    </w:p>
+    <w:p/>
+    <w:p/>
+    <w:p/>
+    <w:p>
+      <w:pPr>
+        <w:spacing w:after="200" w:line="276" w:lineRule="auto"/>
+        <w:jc w:val="left"/>
+      </w:pPr>
+      <w:r>
         <w:br w:type="page"/>
       </w:r>
+    </w:p>
+    <w:p>
+      <w:pPr>
+        <w:pStyle w:val="berschrift1"/>
+      </w:pPr>
       <w:r>
         <w:lastRenderedPageBreak/>
-        <w:t>Konzepte</w:t>
-      </w:r>
-    </w:p>
-    <w:p>
-      <w:r>
-        <w:t xml:space="preserve">Bevor ich mich ins Programmieren stürze, möchte ich </w:t>
-      </w:r>
-      <w:r>
-        <w:t>zuerst wichtige Konzepte</w:t>
-      </w:r>
-      <w:r>
-        <w:t xml:space="preserve"> herausfinden, wie z. B. das sichere Speichern von Konfigurationsdaten gemacht werden soll</w:t>
-      </w:r>
-      <w:r>
-        <w:t xml:space="preserve">, welche Varianten es gibt, welche was für Vorteile haben und weiteres. </w:t>
-      </w:r>
-    </w:p>
-    <w:p>
-      <w:pPr>
-        <w:pStyle w:val="berschrift2"/>
-      </w:pPr>
-      <w:r>
-        <w:t>Konfigurationsdateien</w:t>
-      </w:r>
-    </w:p>
-    <w:p/>
-    <w:p>
-      <w:pPr>
-        <w:pStyle w:val="berschrift2"/>
-      </w:pPr>
-      <w:r>
-        <w:t>Möglichkeiten der Definition von Konfigurationsdateien</w:t>
-      </w:r>
-    </w:p>
-    <w:p/>
-    <w:p>
-      <w:pPr>
-        <w:pStyle w:val="berschrift2"/>
-      </w:pPr>
-      <w:r>
-        <w:t xml:space="preserve">Worauf man achten beim Speichern von </w:t>
-      </w:r>
-      <w:r>
-        <w:t xml:space="preserve">Konfigurationsdaten </w:t>
-      </w:r>
-      <w:r>
-        <w:t>achten muss</w:t>
-      </w:r>
-    </w:p>
-    <w:p/>
-    <w:p>
-      <w:pPr>
-        <w:pStyle w:val="berschrift3"/>
-      </w:pPr>
-      <w:r>
-        <w:t>Varianten des sicheren Speicherns</w:t>
-      </w:r>
-    </w:p>
-    <w:p/>
-    <w:p>
-      <w:pPr>
-        <w:pStyle w:val="berschrift2"/>
-      </w:pPr>
-      <w:r>
-        <w:t>Secret Ke</w:t>
-      </w:r>
-      <w:r>
-        <w:t>y</w:t>
-      </w:r>
-    </w:p>
-    <w:p/>
+        <w:t>Vergleich / Bewertung</w:t>
+      </w:r>
+    </w:p>
     <w:p/>
     <w:p>
       <w:pPr>
@@ -1524,69 +1853,6 @@
       </w:pPr>
       <w:r>
         <w:t>Welche Vor- und Nachteile haben die Varianten?</w:t>
-      </w:r>
-    </w:p>
-    <w:p/>
-    <w:p>
-      <w:pPr>
-        <w:spacing w:after="200" w:line="276" w:lineRule="auto"/>
-        <w:jc w:val="left"/>
-      </w:pPr>
-      <w:r>
-        <w:br w:type="page"/>
-      </w:r>
-    </w:p>
-    <w:p>
-      <w:pPr>
-        <w:pStyle w:val="berschrift1"/>
-      </w:pPr>
-      <w:r>
-        <w:lastRenderedPageBreak/>
-        <w:t xml:space="preserve">Meine Umsetzung </w:t>
-      </w:r>
-    </w:p>
-    <w:p/>
-    <w:p>
-      <w:pPr>
-        <w:numPr>
-          <w:ilvl w:val="0"/>
-          <w:numId w:val="10"/>
-        </w:numPr>
-      </w:pPr>
-      <w:r>
-        <w:t>Codebeispiele</w:t>
-      </w:r>
-    </w:p>
-    <w:p>
-      <w:pPr>
-        <w:numPr>
-          <w:ilvl w:val="0"/>
-          <w:numId w:val="12"/>
-        </w:numPr>
-      </w:pPr>
-      <w:r>
-        <w:t>Screenshots der Ausführung</w:t>
-      </w:r>
-    </w:p>
-    <w:p/>
-    <w:p/>
-    <w:p/>
-    <w:p>
-      <w:pPr>
-        <w:spacing w:after="200" w:line="276" w:lineRule="auto"/>
-        <w:jc w:val="left"/>
-      </w:pPr>
-      <w:r>
-        <w:br w:type="page"/>
-      </w:r>
-    </w:p>
-    <w:p>
-      <w:pPr>
-        <w:pStyle w:val="berschrift1"/>
-      </w:pPr>
-      <w:r>
-        <w:lastRenderedPageBreak/>
-        <w:t>Reflexion</w:t>
       </w:r>
     </w:p>
     <w:p/>
@@ -2662,9 +2928,158 @@
 <file path=word/numbering.xml><?xml version="1.0" encoding="utf-8"?>
 <w:numbering xmlns:wpc="http://schemas.microsoft.com/office/word/2010/wordprocessingCanvas" xmlns:cx="http://schemas.microsoft.com/office/drawing/2014/chartex" xmlns:cx1="http://schemas.microsoft.com/office/drawing/2015/9/8/chartex" xmlns:cx2="http://schemas.microsoft.com/office/drawing/2015/10/21/chartex" xmlns:cx3="http://schemas.microsoft.com/office/drawing/2016/5/9/chartex" xmlns:cx4="http://schemas.microsoft.com/office/drawing/2016/5/10/chartex" xmlns:cx5="http://schemas.microsoft.com/office/drawing/2016/5/11/chartex" xmlns:cx6="http://schemas.microsoft.com/office/drawing/2016/5/12/chartex" xmlns:cx7="http://schemas.microsoft.com/office/drawing/2016/5/13/chartex" xmlns:cx8="http://schemas.microsoft.com/office/drawing/2016/5/14/chartex" xmlns:mc="http://schemas.openxmlformats.org/markup-compatibility/2006" xmlns:aink="http://schemas.microsoft.com/office/drawing/2016/ink" xmlns:am3d="http://schemas.microsoft.com/office/drawing/2017/model3d" xmlns:o="urn:schemas-microsoft-com:office:office" xmlns:oel="http://schemas.microsoft.com/office/2019/extlst" xmlns:r="http://schemas.openxmlformats.org/officeDocument/2006/relationships" xmlns:m="http://schemas.openxmlformats.org/officeDocument/2006/math" xmlns:v="urn:schemas-microsoft-com:vml" xmlns:wp14="http://schemas.microsoft.com/office/word/2010/wordprocessingDrawing" xmlns:wp="http://schemas.openxmlformats.org/drawingml/2006/wordprocessingDrawing" xmlns:w10="urn:schemas-microsoft-com:office:word" xmlns:w="http://schemas.openxmlformats.org/wordprocessingml/2006/main" xmlns:w14="http://schemas.microsoft.com/office/word/2010/wordml" xmlns:w15="http://schemas.microsoft.com/office/word/2012/wordml" xmlns:w16cex="http://schemas.microsoft.com/office/word/2018/wordml/cex" xmlns:w16cid="http://schemas.microsoft.com/office/word/2016/wordml/cid" xmlns:w16="http://schemas.microsoft.com/office/word/2018/wordml" xmlns:w16du="http://schemas.microsoft.com/office/word/2023/wordml/word16du" xmlns:w16sdtdh="http://schemas.microsoft.com/office/word/2020/wordml/sdtdatahash" xmlns:w16sdtfl="http://schemas.microsoft.com/office/word/2024/wordml/sdtformatlock" xmlns:w16se="http://schemas.microsoft.com/office/word/2015/wordml/symex" xmlns:wpg="http://schemas.microsoft.com/office/word/2010/wordprocessingGroup" xmlns:wpi="http://schemas.microsoft.com/office/word/2010/wordprocessingInk" xmlns:wne="http://schemas.microsoft.com/office/word/2006/wordml" xmlns:wps="http://schemas.microsoft.com/office/word/2010/wordprocessingShape" mc:Ignorable="w14 w15 w16se w16cid w16 w16cex w16sdtdh w16sdtfl w16du wp14">
   <w:abstractNum w:abstractNumId="0" w15:restartNumberingAfterBreak="0">
+    <w:nsid w:val="0F333C91"/>
+    <w:multiLevelType w:val="multilevel"/>
+    <w:tmpl w:val="9C18DA9E"/>
+    <w:lvl w:ilvl="0">
+      <w:start w:val="1"/>
+      <w:numFmt w:val="bullet"/>
+      <w:lvlText w:val=""/>
+      <w:lvlJc w:val="left"/>
+      <w:pPr>
+        <w:tabs>
+          <w:tab w:val="num" w:pos="720"/>
+        </w:tabs>
+        <w:ind w:left="720" w:hanging="360"/>
+      </w:pPr>
+      <w:rPr>
+        <w:rFonts w:ascii="Symbol" w:hAnsi="Symbol" w:hint="default"/>
+        <w:sz w:val="20"/>
+      </w:rPr>
+    </w:lvl>
+    <w:lvl w:ilvl="1" w:tentative="1">
+      <w:start w:val="1"/>
+      <w:numFmt w:val="bullet"/>
+      <w:lvlText w:val="o"/>
+      <w:lvlJc w:val="left"/>
+      <w:pPr>
+        <w:tabs>
+          <w:tab w:val="num" w:pos="1440"/>
+        </w:tabs>
+        <w:ind w:left="1440" w:hanging="360"/>
+      </w:pPr>
+      <w:rPr>
+        <w:rFonts w:ascii="Courier New" w:hAnsi="Courier New" w:hint="default"/>
+        <w:sz w:val="20"/>
+      </w:rPr>
+    </w:lvl>
+    <w:lvl w:ilvl="2" w:tentative="1">
+      <w:start w:val="1"/>
+      <w:numFmt w:val="bullet"/>
+      <w:lvlText w:val=""/>
+      <w:lvlJc w:val="left"/>
+      <w:pPr>
+        <w:tabs>
+          <w:tab w:val="num" w:pos="2160"/>
+        </w:tabs>
+        <w:ind w:left="2160" w:hanging="360"/>
+      </w:pPr>
+      <w:rPr>
+        <w:rFonts w:ascii="Wingdings" w:hAnsi="Wingdings" w:hint="default"/>
+        <w:sz w:val="20"/>
+      </w:rPr>
+    </w:lvl>
+    <w:lvl w:ilvl="3" w:tentative="1">
+      <w:start w:val="1"/>
+      <w:numFmt w:val="bullet"/>
+      <w:lvlText w:val=""/>
+      <w:lvlJc w:val="left"/>
+      <w:pPr>
+        <w:tabs>
+          <w:tab w:val="num" w:pos="2880"/>
+        </w:tabs>
+        <w:ind w:left="2880" w:hanging="360"/>
+      </w:pPr>
+      <w:rPr>
+        <w:rFonts w:ascii="Wingdings" w:hAnsi="Wingdings" w:hint="default"/>
+        <w:sz w:val="20"/>
+      </w:rPr>
+    </w:lvl>
+    <w:lvl w:ilvl="4" w:tentative="1">
+      <w:start w:val="1"/>
+      <w:numFmt w:val="bullet"/>
+      <w:lvlText w:val=""/>
+      <w:lvlJc w:val="left"/>
+      <w:pPr>
+        <w:tabs>
+          <w:tab w:val="num" w:pos="3600"/>
+        </w:tabs>
+        <w:ind w:left="3600" w:hanging="360"/>
+      </w:pPr>
+      <w:rPr>
+        <w:rFonts w:ascii="Wingdings" w:hAnsi="Wingdings" w:hint="default"/>
+        <w:sz w:val="20"/>
+      </w:rPr>
+    </w:lvl>
+    <w:lvl w:ilvl="5" w:tentative="1">
+      <w:start w:val="1"/>
+      <w:numFmt w:val="bullet"/>
+      <w:lvlText w:val=""/>
+      <w:lvlJc w:val="left"/>
+      <w:pPr>
+        <w:tabs>
+          <w:tab w:val="num" w:pos="4320"/>
+        </w:tabs>
+        <w:ind w:left="4320" w:hanging="360"/>
+      </w:pPr>
+      <w:rPr>
+        <w:rFonts w:ascii="Wingdings" w:hAnsi="Wingdings" w:hint="default"/>
+        <w:sz w:val="20"/>
+      </w:rPr>
+    </w:lvl>
+    <w:lvl w:ilvl="6" w:tentative="1">
+      <w:start w:val="1"/>
+      <w:numFmt w:val="bullet"/>
+      <w:lvlText w:val=""/>
+      <w:lvlJc w:val="left"/>
+      <w:pPr>
+        <w:tabs>
+          <w:tab w:val="num" w:pos="5040"/>
+        </w:tabs>
+        <w:ind w:left="5040" w:hanging="360"/>
+      </w:pPr>
+      <w:rPr>
+        <w:rFonts w:ascii="Wingdings" w:hAnsi="Wingdings" w:hint="default"/>
+        <w:sz w:val="20"/>
+      </w:rPr>
+    </w:lvl>
+    <w:lvl w:ilvl="7" w:tentative="1">
+      <w:start w:val="1"/>
+      <w:numFmt w:val="bullet"/>
+      <w:lvlText w:val=""/>
+      <w:lvlJc w:val="left"/>
+      <w:pPr>
+        <w:tabs>
+          <w:tab w:val="num" w:pos="5760"/>
+        </w:tabs>
+        <w:ind w:left="5760" w:hanging="360"/>
+      </w:pPr>
+      <w:rPr>
+        <w:rFonts w:ascii="Wingdings" w:hAnsi="Wingdings" w:hint="default"/>
+        <w:sz w:val="20"/>
+      </w:rPr>
+    </w:lvl>
+    <w:lvl w:ilvl="8" w:tentative="1">
+      <w:start w:val="1"/>
+      <w:numFmt w:val="bullet"/>
+      <w:lvlText w:val=""/>
+      <w:lvlJc w:val="left"/>
+      <w:pPr>
+        <w:tabs>
+          <w:tab w:val="num" w:pos="6480"/>
+        </w:tabs>
+        <w:ind w:left="6480" w:hanging="360"/>
+      </w:pPr>
+      <w:rPr>
+        <w:rFonts w:ascii="Wingdings" w:hAnsi="Wingdings" w:hint="default"/>
+        <w:sz w:val="20"/>
+      </w:rPr>
+    </w:lvl>
+  </w:abstractNum>
+  <w:abstractNum w:abstractNumId="1" w15:restartNumberingAfterBreak="0">
     <w:nsid w:val="13321E87"/>
     <w:multiLevelType w:val="multilevel"/>
-    <w:tmpl w:val="F2F8BEB2"/>
+    <w:tmpl w:val="D75A50E0"/>
     <w:lvl w:ilvl="0">
       <w:start w:val="1"/>
       <w:numFmt w:val="decimal"/>
@@ -2755,7 +3170,7 @@
       </w:pPr>
     </w:lvl>
   </w:abstractNum>
-  <w:abstractNum w:abstractNumId="1" w15:restartNumberingAfterBreak="0">
+  <w:abstractNum w:abstractNumId="2" w15:restartNumberingAfterBreak="0">
     <w:nsid w:val="273669F2"/>
     <w:multiLevelType w:val="hybridMultilevel"/>
     <w:tmpl w:val="4BD4761E"/>
@@ -2868,7 +3283,7 @@
       </w:rPr>
     </w:lvl>
   </w:abstractNum>
-  <w:abstractNum w:abstractNumId="2" w15:restartNumberingAfterBreak="0">
+  <w:abstractNum w:abstractNumId="3" w15:restartNumberingAfterBreak="0">
     <w:nsid w:val="27F94015"/>
     <w:multiLevelType w:val="hybridMultilevel"/>
     <w:tmpl w:val="2D3EEB74"/>
@@ -2981,7 +3396,7 @@
       </w:rPr>
     </w:lvl>
   </w:abstractNum>
-  <w:abstractNum w:abstractNumId="3" w15:restartNumberingAfterBreak="0">
+  <w:abstractNum w:abstractNumId="4" w15:restartNumberingAfterBreak="0">
     <w:nsid w:val="45034B74"/>
     <w:multiLevelType w:val="multilevel"/>
     <w:tmpl w:val="E0BC44C6"/>
@@ -3130,7 +3545,7 @@
       </w:rPr>
     </w:lvl>
   </w:abstractNum>
-  <w:abstractNum w:abstractNumId="4" w15:restartNumberingAfterBreak="0">
+  <w:abstractNum w:abstractNumId="5" w15:restartNumberingAfterBreak="0">
     <w:nsid w:val="57883665"/>
     <w:multiLevelType w:val="hybridMultilevel"/>
     <w:tmpl w:val="89B2F2DA"/>
@@ -3219,7 +3634,7 @@
       </w:pPr>
     </w:lvl>
   </w:abstractNum>
-  <w:abstractNum w:abstractNumId="5" w15:restartNumberingAfterBreak="0">
+  <w:abstractNum w:abstractNumId="6" w15:restartNumberingAfterBreak="0">
     <w:nsid w:val="5EC9065C"/>
     <w:multiLevelType w:val="hybridMultilevel"/>
     <w:tmpl w:val="4E20A2EE"/>
@@ -3332,7 +3747,7 @@
       </w:rPr>
     </w:lvl>
   </w:abstractNum>
-  <w:abstractNum w:abstractNumId="6" w15:restartNumberingAfterBreak="0">
+  <w:abstractNum w:abstractNumId="7" w15:restartNumberingAfterBreak="0">
     <w:nsid w:val="62827382"/>
     <w:multiLevelType w:val="hybridMultilevel"/>
     <w:tmpl w:val="3E88506A"/>
@@ -3418,7 +3833,7 @@
       </w:pPr>
     </w:lvl>
   </w:abstractNum>
-  <w:abstractNum w:abstractNumId="7" w15:restartNumberingAfterBreak="0">
+  <w:abstractNum w:abstractNumId="8" w15:restartNumberingAfterBreak="0">
     <w:nsid w:val="679F0829"/>
     <w:multiLevelType w:val="multilevel"/>
     <w:tmpl w:val="86C81B8E"/>
@@ -3567,7 +3982,7 @@
       </w:rPr>
     </w:lvl>
   </w:abstractNum>
-  <w:abstractNum w:abstractNumId="8" w15:restartNumberingAfterBreak="0">
+  <w:abstractNum w:abstractNumId="9" w15:restartNumberingAfterBreak="0">
     <w:nsid w:val="72D82024"/>
     <w:multiLevelType w:val="hybridMultilevel"/>
     <w:tmpl w:val="E5465136"/>
@@ -3680,32 +4095,145 @@
       </w:rPr>
     </w:lvl>
   </w:abstractNum>
+  <w:abstractNum w:abstractNumId="10" w15:restartNumberingAfterBreak="0">
+    <w:nsid w:val="77B77BDF"/>
+    <w:multiLevelType w:val="hybridMultilevel"/>
+    <w:tmpl w:val="BD3E6A5A"/>
+    <w:lvl w:ilvl="0" w:tplc="18889FB0">
+      <w:numFmt w:val="bullet"/>
+      <w:lvlText w:val=""/>
+      <w:lvlJc w:val="left"/>
+      <w:pPr>
+        <w:ind w:left="720" w:hanging="360"/>
+      </w:pPr>
+      <w:rPr>
+        <w:rFonts w:ascii="Symbol" w:eastAsiaTheme="minorEastAsia" w:hAnsi="Symbol" w:cstheme="minorBidi" w:hint="default"/>
+        <w:b/>
+      </w:rPr>
+    </w:lvl>
+    <w:lvl w:ilvl="1" w:tplc="08070003" w:tentative="1">
+      <w:start w:val="1"/>
+      <w:numFmt w:val="bullet"/>
+      <w:lvlText w:val="o"/>
+      <w:lvlJc w:val="left"/>
+      <w:pPr>
+        <w:ind w:left="1440" w:hanging="360"/>
+      </w:pPr>
+      <w:rPr>
+        <w:rFonts w:ascii="Courier New" w:hAnsi="Courier New" w:cs="Courier New" w:hint="default"/>
+      </w:rPr>
+    </w:lvl>
+    <w:lvl w:ilvl="2" w:tplc="08070005" w:tentative="1">
+      <w:start w:val="1"/>
+      <w:numFmt w:val="bullet"/>
+      <w:lvlText w:val=""/>
+      <w:lvlJc w:val="left"/>
+      <w:pPr>
+        <w:ind w:left="2160" w:hanging="360"/>
+      </w:pPr>
+      <w:rPr>
+        <w:rFonts w:ascii="Wingdings" w:hAnsi="Wingdings" w:hint="default"/>
+      </w:rPr>
+    </w:lvl>
+    <w:lvl w:ilvl="3" w:tplc="08070001" w:tentative="1">
+      <w:start w:val="1"/>
+      <w:numFmt w:val="bullet"/>
+      <w:lvlText w:val=""/>
+      <w:lvlJc w:val="left"/>
+      <w:pPr>
+        <w:ind w:left="2880" w:hanging="360"/>
+      </w:pPr>
+      <w:rPr>
+        <w:rFonts w:ascii="Symbol" w:hAnsi="Symbol" w:hint="default"/>
+      </w:rPr>
+    </w:lvl>
+    <w:lvl w:ilvl="4" w:tplc="08070003" w:tentative="1">
+      <w:start w:val="1"/>
+      <w:numFmt w:val="bullet"/>
+      <w:lvlText w:val="o"/>
+      <w:lvlJc w:val="left"/>
+      <w:pPr>
+        <w:ind w:left="3600" w:hanging="360"/>
+      </w:pPr>
+      <w:rPr>
+        <w:rFonts w:ascii="Courier New" w:hAnsi="Courier New" w:cs="Courier New" w:hint="default"/>
+      </w:rPr>
+    </w:lvl>
+    <w:lvl w:ilvl="5" w:tplc="08070005" w:tentative="1">
+      <w:start w:val="1"/>
+      <w:numFmt w:val="bullet"/>
+      <w:lvlText w:val=""/>
+      <w:lvlJc w:val="left"/>
+      <w:pPr>
+        <w:ind w:left="4320" w:hanging="360"/>
+      </w:pPr>
+      <w:rPr>
+        <w:rFonts w:ascii="Wingdings" w:hAnsi="Wingdings" w:hint="default"/>
+      </w:rPr>
+    </w:lvl>
+    <w:lvl w:ilvl="6" w:tplc="08070001" w:tentative="1">
+      <w:start w:val="1"/>
+      <w:numFmt w:val="bullet"/>
+      <w:lvlText w:val=""/>
+      <w:lvlJc w:val="left"/>
+      <w:pPr>
+        <w:ind w:left="5040" w:hanging="360"/>
+      </w:pPr>
+      <w:rPr>
+        <w:rFonts w:ascii="Symbol" w:hAnsi="Symbol" w:hint="default"/>
+      </w:rPr>
+    </w:lvl>
+    <w:lvl w:ilvl="7" w:tplc="08070003" w:tentative="1">
+      <w:start w:val="1"/>
+      <w:numFmt w:val="bullet"/>
+      <w:lvlText w:val="o"/>
+      <w:lvlJc w:val="left"/>
+      <w:pPr>
+        <w:ind w:left="5760" w:hanging="360"/>
+      </w:pPr>
+      <w:rPr>
+        <w:rFonts w:ascii="Courier New" w:hAnsi="Courier New" w:cs="Courier New" w:hint="default"/>
+      </w:rPr>
+    </w:lvl>
+    <w:lvl w:ilvl="8" w:tplc="08070005" w:tentative="1">
+      <w:start w:val="1"/>
+      <w:numFmt w:val="bullet"/>
+      <w:lvlText w:val=""/>
+      <w:lvlJc w:val="left"/>
+      <w:pPr>
+        <w:ind w:left="6480" w:hanging="360"/>
+      </w:pPr>
+      <w:rPr>
+        <w:rFonts w:ascii="Wingdings" w:hAnsi="Wingdings" w:hint="default"/>
+      </w:rPr>
+    </w:lvl>
+  </w:abstractNum>
   <w:num w:numId="1" w16cid:durableId="1562475306">
-    <w:abstractNumId w:val="0"/>
+    <w:abstractNumId w:val="1"/>
   </w:num>
   <w:num w:numId="2" w16cid:durableId="1820538675">
+    <w:abstractNumId w:val="2"/>
+  </w:num>
+  <w:num w:numId="3" w16cid:durableId="1161968520">
+    <w:abstractNumId w:val="7"/>
+  </w:num>
+  <w:num w:numId="4" w16cid:durableId="1349483546">
+    <w:abstractNumId w:val="3"/>
+  </w:num>
+  <w:num w:numId="5" w16cid:durableId="974798610">
+    <w:abstractNumId w:val="5"/>
+  </w:num>
+  <w:num w:numId="6" w16cid:durableId="21710598">
+    <w:abstractNumId w:val="6"/>
+  </w:num>
+  <w:num w:numId="7" w16cid:durableId="443036039">
+    <w:abstractNumId w:val="9"/>
+  </w:num>
+  <w:num w:numId="8" w16cid:durableId="1682514158">
     <w:abstractNumId w:val="1"/>
   </w:num>
-  <w:num w:numId="3" w16cid:durableId="1161968520">
-    <w:abstractNumId w:val="6"/>
-  </w:num>
-  <w:num w:numId="4" w16cid:durableId="1349483546">
-    <w:abstractNumId w:val="2"/>
-  </w:num>
-  <w:num w:numId="5" w16cid:durableId="974798610">
+  <w:num w:numId="9" w16cid:durableId="2037075718">
     <w:abstractNumId w:val="4"/>
-  </w:num>
-  <w:num w:numId="6" w16cid:durableId="21710598">
-    <w:abstractNumId w:val="5"/>
-  </w:num>
-  <w:num w:numId="7" w16cid:durableId="443036039">
-    <w:abstractNumId w:val="8"/>
-  </w:num>
-  <w:num w:numId="8" w16cid:durableId="1682514158">
-    <w:abstractNumId w:val="0"/>
-  </w:num>
-  <w:num w:numId="9" w16cid:durableId="2037075718">
-    <w:abstractNumId w:val="3"/>
     <w:lvlOverride w:ilvl="0">
       <w:lvl w:ilvl="0">
         <w:numFmt w:val="bullet"/>
@@ -3725,7 +4253,7 @@
     </w:lvlOverride>
   </w:num>
   <w:num w:numId="10" w16cid:durableId="230966651">
-    <w:abstractNumId w:val="3"/>
+    <w:abstractNumId w:val="4"/>
     <w:lvlOverride w:ilvl="0">
       <w:lvl w:ilvl="0">
         <w:numFmt w:val="bullet"/>
@@ -3745,7 +4273,7 @@
     </w:lvlOverride>
   </w:num>
   <w:num w:numId="11" w16cid:durableId="1439834480">
-    <w:abstractNumId w:val="3"/>
+    <w:abstractNumId w:val="4"/>
     <w:lvlOverride w:ilvl="0">
       <w:lvl w:ilvl="0">
         <w:numFmt w:val="bullet"/>
@@ -3765,7 +4293,7 @@
     </w:lvlOverride>
   </w:num>
   <w:num w:numId="12" w16cid:durableId="807090766">
-    <w:abstractNumId w:val="3"/>
+    <w:abstractNumId w:val="4"/>
     <w:lvlOverride w:ilvl="0">
       <w:lvl w:ilvl="0">
         <w:numFmt w:val="bullet"/>
@@ -3785,7 +4313,7 @@
     </w:lvlOverride>
   </w:num>
   <w:num w:numId="13" w16cid:durableId="2057242982">
-    <w:abstractNumId w:val="3"/>
+    <w:abstractNumId w:val="4"/>
     <w:lvlOverride w:ilvl="0">
       <w:lvl w:ilvl="0">
         <w:numFmt w:val="bullet"/>
@@ -3805,7 +4333,7 @@
     </w:lvlOverride>
   </w:num>
   <w:num w:numId="14" w16cid:durableId="1832255618">
-    <w:abstractNumId w:val="7"/>
+    <w:abstractNumId w:val="8"/>
     <w:lvlOverride w:ilvl="0">
       <w:lvl w:ilvl="0">
         <w:numFmt w:val="bullet"/>
@@ -3825,7 +4353,7 @@
     </w:lvlOverride>
   </w:num>
   <w:num w:numId="15" w16cid:durableId="2030981093">
-    <w:abstractNumId w:val="7"/>
+    <w:abstractNumId w:val="8"/>
     <w:lvlOverride w:ilvl="0">
       <w:lvl w:ilvl="0">
         <w:numFmt w:val="bullet"/>
@@ -3845,7 +4373,7 @@
     </w:lvlOverride>
   </w:num>
   <w:num w:numId="16" w16cid:durableId="1258057241">
-    <w:abstractNumId w:val="7"/>
+    <w:abstractNumId w:val="8"/>
     <w:lvlOverride w:ilvl="0">
       <w:lvl w:ilvl="0">
         <w:numFmt w:val="bullet"/>
@@ -3863,6 +4391,12 @@
         </w:rPr>
       </w:lvl>
     </w:lvlOverride>
+  </w:num>
+  <w:num w:numId="17" w16cid:durableId="785270366">
+    <w:abstractNumId w:val="0"/>
+  </w:num>
+  <w:num w:numId="18" w16cid:durableId="977801426">
+    <w:abstractNumId w:val="10"/>
   </w:num>
 </w:numbering>
 </file>
@@ -5258,9 +5792,11 @@
   </w:compat>
   <w:rsids>
     <w:rsidRoot w:val="00876153"/>
+    <w:rsid w:val="001D1744"/>
     <w:rsid w:val="00232454"/>
     <w:rsid w:val="00532091"/>
     <w:rsid w:val="00876153"/>
+    <w:rsid w:val="00A10F7B"/>
     <w:rsid w:val="00BC5649"/>
     <w:rsid w:val="00BD40C7"/>
     <w:rsid w:val="00CA4F5A"/>
